--- a/data/revised_2026-10_full/tracked/v2/Maths/SS3.3_Vectors_I/Mathematics_Vectors_I_SummaryTable_TRACKED.docx
+++ b/data/revised_2026-10_full/tracked/v2/Maths/SS3.3_Vectors_I/Mathematics_Vectors_I_SummaryTable_TRACKED.docx
@@ -1726,7 +1726,7 @@
               </w:rPr>
               <w:t xml:space="preserve">Students explained that the Kisumu ferry missed Mbita because the </w:t>
             </w:r>
-            <w:del w:id="9001" w:author="Claude (AI) - proposed" w:date="2026-10-15T12:58:24Z">
+            <w:del w:id="9001" w:author="Claude (AI) - proposed" w:date="2026-10-18T00:31:34Z">
               <w:r>
                 <w:rPr>
                   <w:rFonts w:ascii="Arial" w:cs="Arial" w:eastAsia="Arial" w:hAnsi="Arial"/>
@@ -1741,7 +1741,7 @@
                 <w:delText xml:space="preserve">captain treated velocity as a scalar (speed only, pointing east) without accounting</w:delText>
               </w:r>
             </w:del>
-            <w:ins w:id="9002" w:author="Claude (AI) - proposed" w:date="2026-10-15T12:58:24Z">
+            <w:ins w:id="9002" w:author="Claude (AI) - proposed" w:date="2026-10-18T00:31:34Z">
               <w:r>
                 <w:rPr>
                   <w:rFonts w:ascii="Arial" w:cs="Arial" w:eastAsia="Arial" w:hAnsi="Arial"/>
@@ -1769,7 +1769,7 @@
               </w:rPr>
               <w:t xml:space="preserve"> for the current as a second vector </w:t>
             </w:r>
-            <w:del w:id="9003" w:author="Claude (AI) - proposed" w:date="2026-10-15T12:58:24Z">
+            <w:del w:id="9003" w:author="Claude (AI) - proposed" w:date="2026-10-18T00:31:34Z">
               <w:r>
                 <w:rPr>
                   <w:rFonts w:ascii="Arial" w:cs="Arial" w:eastAsia="Arial" w:hAnsi="Arial"/>
@@ -1797,7 +1797,7 @@
               </w:rPr>
               <w:t xml:space="preserve">acting on the vessel</w:t>
             </w:r>
-            <w:ins w:id="9004" w:author="Claude (AI) - proposed" w:date="2026-10-15T12:58:24Z">
+            <w:ins w:id="9004" w:author="Claude (AI) - proposed" w:date="2026-10-18T00:31:34Z">
               <w:r>
                 <w:rPr>
                   <w:rFonts w:ascii="Arial" w:cs="Arial" w:eastAsia="Arial" w:hAnsi="Arial"/>
@@ -1947,7 +1947,7 @@
         </w:rPr>
         <w:t xml:space="preserve">© 2026 SeaVuria and ARES. This work is licensed under a </w:t>
       </w:r>
-      <w:hyperlink w:history="1" r:id="rIduinohijt2yfgqnwgdq5lr">
+      <w:hyperlink w:history="1" r:id="rIdcapin8b2okuxm_3lo3akz">
         <w:r>
           <w:rPr>
             <w:rFonts w:ascii="Arial" w:cs="Arial" w:eastAsia="Arial" w:hAnsi="Arial"/>
@@ -1967,7 +1967,7 @@
         </w:rPr>
         <w:t xml:space="preserve"> (</w:t>
       </w:r>
-      <w:hyperlink w:history="1" r:id="rId7iuxydjsnv7qnikxnlo1g">
+      <w:hyperlink w:history="1" r:id="rIdzpsl6m8o1rlaj5gwqjdui">
         <w:r>
           <w:rPr>
             <w:rFonts w:ascii="Arial" w:cs="Arial" w:eastAsia="Arial" w:hAnsi="Arial"/>
@@ -1987,7 +1987,7 @@
         </w:rPr>
         <w:t xml:space="preserve">). To view a copy of this license, visit </w:t>
       </w:r>
-      <w:hyperlink w:history="1" r:id="rIdpq-wc9uhxgsfvwrluw-k2">
+      <w:hyperlink w:history="1" r:id="rIdy39nqezgucfefx3238ceo">
         <w:r>
           <w:rPr>
             <w:rFonts w:ascii="Arial" w:cs="Arial" w:eastAsia="Arial" w:hAnsi="Arial"/>
